--- a/M129/06_Einstieg/03_CiscoPacketTracer/01_Fehlersuche im Netzwerk mit Cisco Packet Tracer V3.docx
+++ b/M129/06_Einstieg/03_CiscoPacketTracer/01_Fehlersuche im Netzwerk mit Cisco Packet Tracer V3.docx
@@ -2938,7 +2938,10 @@
               <w:cnfStyle w:val="000000100000" w:firstRow="0" w:lastRow="0" w:firstColumn="0" w:lastColumn="0" w:oddVBand="0" w:evenVBand="0" w:oddHBand="1" w:evenHBand="0" w:firstRowFirstColumn="0" w:firstRowLastColumn="0" w:lastRowFirstColumn="0" w:lastRowLastColumn="0"/>
             </w:pPr>
             <w:r>
-              <w:t>192.168.20.</w:t>
+              <w:t>255.255.255</w:t>
+            </w:r>
+            <w:r>
+              <w:t>.</w:t>
             </w:r>
             <w:r>
               <w:t>0</w:t>
@@ -3168,7 +3171,11 @@
               <w:top w:val="single" w:sz="12" w:space="0" w:color="auto"/>
             </w:tcBorders>
           </w:tcPr>
-          <w:p/>
+          <w:p>
+            <w:r>
+              <w:t>Dan Dahmann</w:t>
+            </w:r>
+          </w:p>
         </w:tc>
         <w:tc>
           <w:tcPr>
@@ -3181,6 +3188,9 @@
             <w:pPr>
               <w:cnfStyle w:val="000000100000" w:firstRow="0" w:lastRow="0" w:firstColumn="0" w:lastColumn="0" w:oddVBand="0" w:evenVBand="0" w:oddHBand="1" w:evenHBand="0" w:firstRowFirstColumn="0" w:firstRowLastColumn="0" w:lastRowFirstColumn="0" w:lastRowLastColumn="0"/>
             </w:pPr>
+            <w:r>
+              <w:t>10.03.2026, 11:17</w:t>
+            </w:r>
           </w:p>
         </w:tc>
         <w:tc>
@@ -3194,6 +3204,18 @@
             <w:pPr>
               <w:cnfStyle w:val="000000100000" w:firstRow="0" w:lastRow="0" w:firstColumn="0" w:lastColumn="0" w:oddVBand="0" w:evenVBand="0" w:oddHBand="1" w:evenHBand="0" w:firstRowFirstColumn="0" w:firstRowLastColumn="0" w:lastRowFirstColumn="0" w:lastRowLastColumn="0"/>
             </w:pPr>
+            <w:r>
+              <w:t xml:space="preserve">Ping </w:t>
+            </w:r>
+            <w:r>
+              <w:t>192.168.20.15</w:t>
+            </w:r>
+            <w:r>
+              <w:t>1</w:t>
+            </w:r>
+            <w:r>
+              <w:t xml:space="preserve"> auf Gerät durchgeführt</w:t>
+            </w:r>
           </w:p>
         </w:tc>
         <w:tc>
@@ -3207,6 +3229,9 @@
             <w:pPr>
               <w:cnfStyle w:val="000000100000" w:firstRow="0" w:lastRow="0" w:firstColumn="0" w:lastColumn="0" w:oddVBand="0" w:evenVBand="0" w:oddHBand="1" w:evenHBand="0" w:firstRowFirstColumn="0" w:firstRowLastColumn="0" w:lastRowFirstColumn="0" w:lastRowLastColumn="0"/>
             </w:pPr>
+            <w:r>
+              <w:t>Erfolg</w:t>
+            </w:r>
           </w:p>
         </w:tc>
       </w:tr>
@@ -3216,7 +3241,11 @@
             <w:cnfStyle w:val="001000000000" w:firstRow="0" w:lastRow="0" w:firstColumn="1" w:lastColumn="0" w:oddVBand="0" w:evenVBand="0" w:oddHBand="0" w:evenHBand="0" w:firstRowFirstColumn="0" w:firstRowLastColumn="0" w:lastRowFirstColumn="0" w:lastRowLastColumn="0"/>
             <w:tcW w:w="1413" w:type="dxa"/>
           </w:tcPr>
-          <w:p/>
+          <w:p>
+            <w:r>
+              <w:t>Dan Dahmann</w:t>
+            </w:r>
+          </w:p>
         </w:tc>
         <w:tc>
           <w:tcPr>
@@ -3226,6 +3255,12 @@
             <w:pPr>
               <w:cnfStyle w:val="000000000000" w:firstRow="0" w:lastRow="0" w:firstColumn="0" w:lastColumn="0" w:oddVBand="0" w:evenVBand="0" w:oddHBand="0" w:evenHBand="0" w:firstRowFirstColumn="0" w:firstRowLastColumn="0" w:lastRowFirstColumn="0" w:lastRowLastColumn="0"/>
             </w:pPr>
+            <w:r>
+              <w:t>10.03.2026, 11:1</w:t>
+            </w:r>
+            <w:r>
+              <w:t>20</w:t>
+            </w:r>
           </w:p>
         </w:tc>
         <w:tc>
@@ -3236,6 +3271,15 @@
             <w:pPr>
               <w:cnfStyle w:val="000000000000" w:firstRow="0" w:lastRow="0" w:firstColumn="0" w:lastColumn="0" w:oddVBand="0" w:evenVBand="0" w:oddHBand="0" w:evenHBand="0" w:firstRowFirstColumn="0" w:firstRowLastColumn="0" w:lastRowFirstColumn="0" w:lastRowLastColumn="0"/>
             </w:pPr>
+            <w:r>
+              <w:t xml:space="preserve">Ping </w:t>
+            </w:r>
+            <w:r>
+              <w:t xml:space="preserve">32.32.32.32 </w:t>
+            </w:r>
+            <w:r>
+              <w:t>auf Gerät durchgeführt</w:t>
+            </w:r>
           </w:p>
         </w:tc>
         <w:tc>
@@ -3246,6 +3290,9 @@
             <w:pPr>
               <w:cnfStyle w:val="000000000000" w:firstRow="0" w:lastRow="0" w:firstColumn="0" w:lastColumn="0" w:oddVBand="0" w:evenVBand="0" w:oddHBand="0" w:evenHBand="0" w:firstRowFirstColumn="0" w:firstRowLastColumn="0" w:lastRowFirstColumn="0" w:lastRowLastColumn="0"/>
             </w:pPr>
+            <w:r>
+              <w:t>Erfolg</w:t>
+            </w:r>
           </w:p>
         </w:tc>
       </w:tr>
@@ -3258,7 +3305,11 @@
             <w:cnfStyle w:val="001000000000" w:firstRow="0" w:lastRow="0" w:firstColumn="1" w:lastColumn="0" w:oddVBand="0" w:evenVBand="0" w:oddHBand="0" w:evenHBand="0" w:firstRowFirstColumn="0" w:firstRowLastColumn="0" w:lastRowFirstColumn="0" w:lastRowLastColumn="0"/>
             <w:tcW w:w="1413" w:type="dxa"/>
           </w:tcPr>
-          <w:p/>
+          <w:p>
+            <w:r>
+              <w:t>Dan Dahmann</w:t>
+            </w:r>
+          </w:p>
         </w:tc>
         <w:tc>
           <w:tcPr>
@@ -3268,6 +3319,9 @@
             <w:pPr>
               <w:cnfStyle w:val="000000100000" w:firstRow="0" w:lastRow="0" w:firstColumn="0" w:lastColumn="0" w:oddVBand="0" w:evenVBand="0" w:oddHBand="1" w:evenHBand="0" w:firstRowFirstColumn="0" w:firstRowLastColumn="0" w:lastRowFirstColumn="0" w:lastRowLastColumn="0"/>
             </w:pPr>
+            <w:r>
+              <w:t>10.03.2026, 11:120</w:t>
+            </w:r>
           </w:p>
         </w:tc>
         <w:tc>
@@ -3278,6 +3332,18 @@
             <w:pPr>
               <w:cnfStyle w:val="000000100000" w:firstRow="0" w:lastRow="0" w:firstColumn="0" w:lastColumn="0" w:oddVBand="0" w:evenVBand="0" w:oddHBand="1" w:evenHBand="0" w:firstRowFirstColumn="0" w:firstRowLastColumn="0" w:lastRowFirstColumn="0" w:lastRowLastColumn="0"/>
             </w:pPr>
+            <w:r>
+              <w:t xml:space="preserve">Ping </w:t>
+            </w:r>
+            <w:r>
+              <w:t>192.168.20.150</w:t>
+            </w:r>
+            <w:r>
+              <w:t xml:space="preserve"> </w:t>
+            </w:r>
+            <w:r>
+              <w:t>auf Gerät durchgeführt</w:t>
+            </w:r>
           </w:p>
         </w:tc>
         <w:tc>
@@ -3288,6 +3354,9 @@
             <w:pPr>
               <w:cnfStyle w:val="000000100000" w:firstRow="0" w:lastRow="0" w:firstColumn="0" w:lastColumn="0" w:oddVBand="0" w:evenVBand="0" w:oddHBand="1" w:evenHBand="0" w:firstRowFirstColumn="0" w:firstRowLastColumn="0" w:lastRowFirstColumn="0" w:lastRowLastColumn="0"/>
             </w:pPr>
+            <w:r>
+              <w:t>Erfolg</w:t>
+            </w:r>
           </w:p>
         </w:tc>
       </w:tr>
@@ -9457,6 +9526,7 @@
   <w:style w:type="character" w:default="1" w:styleId="Absatz-Standardschriftart">
     <w:name w:val="Default Paragraph Font"/>
     <w:uiPriority w:val="1"/>
+    <w:semiHidden/>
     <w:unhideWhenUsed/>
   </w:style>
   <w:style w:type="table" w:default="1" w:styleId="NormaleTabelle">
